--- a/policies/build/masters/HRM.4_v2_master.docx
+++ b/policies/build/masters/HRM.4_v2_master.docx
@@ -11,40 +11,25 @@
         <w:rPr>
           <w:b/>
           <w:bCs/>
+          <w:sz w:val="28"/>
+          <w:szCs w:val="28"/>
+        </w:rPr>
+        <w:t>Policy on Performance Appraisal</w:t>
+      </w:r>
+    </w:p>
+    <w:p>
+      <w:pPr>
+        <w:spacing w:after="60"/>
+        <w:jc w:val="center"/>
+      </w:pPr>
+      <w:r>
+        <w:rPr>
+          <w:b/>
+          <w:bCs/>
           <w:sz w:val="32"/>
           <w:szCs w:val="32"/>
         </w:rPr>
         <w:t xml:space="preserve">«Hospital Name»</w:t>
-      </w:r>
-    </w:p>
-    <w:p>
-      <w:pPr>
-        <w:spacing w:after="60"/>
-        <w:jc w:val="center"/>
-      </w:pPr>
-      <w:r>
-        <w:rPr>
-          <w:b/>
-          <w:bCs/>
-          <w:sz w:val="28"/>
-          <w:szCs w:val="28"/>
-        </w:rPr>
-        <w:t xml:space="preserve">Performance Appraisal</w:t>
-      </w:r>
-    </w:p>
-    <w:p>
-      <w:pPr>
-        <w:spacing w:after="240"/>
-        <w:jc w:val="center"/>
-      </w:pPr>
-      <w:r>
-        <w:rPr>
-          <w:i/>
-          <w:iCs/>
-          <w:sz w:val="20"/>
-          <w:szCs w:val="20"/>
-        </w:rPr>
-        <w:t xml:space="preserve">Performance appraisal, criteria and development in day-to-day practice.</w:t>
       </w:r>
     </w:p>
     <w:p>
@@ -2258,153 +2243,6 @@
         <w:t xml:space="preserve">The Nursing Superintendent holds signed acknowledgements with the induction record.</w:t>
       </w:r>
     </w:p>
-    <w:p>
-      <w:pPr>
-        <w:pStyle w:val="Heading1"/>
-        <w:spacing w:after="120" w:before="280"/>
-      </w:pPr>
-      <w:r>
-        <w:t xml:space="preserve">9. References</w:t>
-      </w:r>
-    </w:p>
-    <w:p>
-      <w:pPr>
-        <w:pStyle w:val="ListParagraph"/>
-        <w:numPr>
-          <w:ilvl w:val="0"/>
-          <w:numId w:val="1"/>
-        </w:numPr>
-        <w:spacing w:after="60"/>
-      </w:pPr>
-      <w:r>
-        <w:rPr>
-          <w:sz w:val="22"/>
-          <w:szCs w:val="22"/>
-        </w:rPr>
-        <w:t xml:space="preserve">National Accreditation Board for Hospitals and Healthcare Providers (NABH), Standards for Small Healthcare Organisations, 3rd Edition — Human Resource Management chapter, standard HRM.4.</w:t>
-      </w:r>
-    </w:p>
-    <w:p>
-      <w:pPr>
-        <w:pStyle w:val="ListParagraph"/>
-        <w:numPr>
-          <w:ilvl w:val="0"/>
-          <w:numId w:val="1"/>
-        </w:numPr>
-        <w:spacing w:after="60"/>
-      </w:pPr>
-      <w:r>
-        <w:rPr>
-          <w:sz w:val="22"/>
-          <w:szCs w:val="22"/>
-        </w:rPr>
-        <w:t xml:space="preserve">Internal documents of «Hospital Name»: appraisal form template; appraisal schedule; job descriptions (HRM.1.e); development plan records; personnel files.</w:t>
-      </w:r>
-    </w:p>
-    <w:p>
-      <w:pPr>
-        <w:pStyle w:val="Heading1"/>
-        <w:spacing w:after="120" w:before="280"/>
-      </w:pPr>
-      <w:r>
-        <w:t xml:space="preserve">10. Distribution</w:t>
-      </w:r>
-    </w:p>
-    <w:p>
-      <w:pPr>
-        <w:spacing w:after="140"/>
-      </w:pPr>
-      <w:r>
-        <w:rPr>
-          <w:sz w:val="22"/>
-          <w:szCs w:val="22"/>
-        </w:rPr>
-        <w:t xml:space="preserve">Official master copy: office of the Medical Superintendent, «Hospital Name», with the HR office.</w:t>
-      </w:r>
-    </w:p>
-    <w:p>
-      <w:pPr>
-        <w:spacing w:after="140"/>
-      </w:pPr>
-      <w:r>
-        <w:rPr>
-          <w:sz w:val="22"/>
-          <w:szCs w:val="22"/>
-        </w:rPr>
-        <w:t xml:space="preserve">Copies issued to: department heads; HR In-Charge / Personnel Officer; quality office.</w:t>
-      </w:r>
-    </w:p>
-    <w:p>
-      <w:pPr>
-        <w:spacing w:after="140"/>
-      </w:pPr>
-      <w:r>
-        <w:rPr>
-          <w:sz w:val="22"/>
-          <w:szCs w:val="22"/>
-        </w:rPr>
-        <w:t xml:space="preserve">The current version is available to all staff at the «HR office policy file» and, if the hospital keeps an intranet, at «staff intranet / policies».</w:t>
-      </w:r>
-    </w:p>
-    <w:p>
-      <w:pPr>
-        <w:spacing w:after="140"/>
-      </w:pPr>
-      <w:r>
-        <w:rPr>
-          <w:sz w:val="22"/>
-          <w:szCs w:val="22"/>
-        </w:rPr>
-        <w:t xml:space="preserve">When a new version is issued, take old copies out of use.</w:t>
-      </w:r>
-    </w:p>
-    <w:p>
-      <w:pPr>
-        <w:pStyle w:val="Heading1"/>
-        <w:spacing w:after="120" w:before="280"/>
-      </w:pPr>
-      <w:r>
-        <w:t xml:space="preserve">11. Abbreviations</w:t>
-      </w:r>
-    </w:p>
-    <w:p>
-      <w:pPr>
-        <w:spacing w:after="140"/>
-      </w:pPr>
-      <w:r>
-        <w:rPr>
-          <w:sz w:val="22"/>
-          <w:szCs w:val="22"/>
-        </w:rPr>
-        <w:t xml:space="preserve">HRM — Human Resource Management (NABH SHCO chapter 8)
-NABH — National Accreditation Board for Hospitals and Healthcare Providers
-OE — objective element
-SHCO — Standards for Small Healthcare Organisations</w:t>
-      </w:r>
-    </w:p>
-    <w:p>
-      <w:pPr>
-        <w:pStyle w:val="Heading1"/>
-        <w:spacing w:after="120" w:before="280"/>
-      </w:pPr>
-      <w:r>
-        <w:t xml:space="preserve">12. Traceability to NABH SHCO 3rd Edition HRM.4</w:t>
-      </w:r>
-    </w:p>
-    <w:p>
-      <w:pPr>
-        <w:spacing w:after="120"/>
-      </w:pPr>
-      <w:r>
-        <w:rPr>
-          <w:i/>
-          <w:iCs/>
-          <w:sz w:val="20"/>
-          <w:szCs w:val="20"/>
-        </w:rPr>
-        <w:t xml:space="preserve">This table is an index. It is not how the policy is organised.</w:t>
-      </w:r>
-    </w:p>
     <w:tbl>
       <w:tblPr>
         <w:tblW w:type="pct" w:w="100%"/>
@@ -2884,7 +2722,111 @@
         <w:spacing w:after="120" w:before="280"/>
       </w:pPr>
       <w:r>
-        <w:t xml:space="preserve">13. Required Records / Evidence Checklist</w:t>
+        <w:t>9. Distribution</w:t>
+      </w:r>
+    </w:p>
+    <w:p>
+      <w:pPr>
+        <w:spacing w:after="140"/>
+      </w:pPr>
+      <w:r>
+        <w:rPr>
+          <w:sz w:val="22"/>
+          <w:szCs w:val="22"/>
+        </w:rPr>
+        <w:t xml:space="preserve">Official master copy: office of the Medical Superintendent, «Hospital Name», with the HR office.</w:t>
+      </w:r>
+    </w:p>
+    <w:p>
+      <w:pPr>
+        <w:spacing w:after="140"/>
+      </w:pPr>
+      <w:r>
+        <w:rPr>
+          <w:sz w:val="22"/>
+          <w:szCs w:val="22"/>
+        </w:rPr>
+        <w:t xml:space="preserve">Copies issued to: department heads; HR In-Charge / Personnel Officer; quality office.</w:t>
+      </w:r>
+    </w:p>
+    <w:p>
+      <w:pPr>
+        <w:spacing w:after="140"/>
+      </w:pPr>
+      <w:r>
+        <w:rPr>
+          <w:sz w:val="22"/>
+          <w:szCs w:val="22"/>
+        </w:rPr>
+        <w:t xml:space="preserve">The current version is available to all staff at the «HR office policy file» and, if the hospital keeps an intranet, at «staff intranet / policies».</w:t>
+      </w:r>
+    </w:p>
+    <w:p>
+      <w:pPr>
+        <w:spacing w:after="140"/>
+      </w:pPr>
+      <w:r>
+        <w:rPr>
+          <w:sz w:val="22"/>
+          <w:szCs w:val="22"/>
+        </w:rPr>
+        <w:t xml:space="preserve">When a new version is issued, take old copies out of use.</w:t>
+      </w:r>
+    </w:p>
+    <w:p>
+      <w:pPr>
+        <w:pStyle w:val="Heading1"/>
+        <w:spacing w:after="120" w:before="280"/>
+      </w:pPr>
+      <w:r>
+        <w:t>10. Abbreviations</w:t>
+      </w:r>
+    </w:p>
+    <w:p>
+      <w:pPr>
+        <w:spacing w:after="140"/>
+      </w:pPr>
+      <w:r>
+        <w:rPr>
+          <w:sz w:val="22"/>
+          <w:szCs w:val="22"/>
+        </w:rPr>
+        <w:t xml:space="preserve">HRM — Human Resource Management (NABH SHCO chapter 8)
+NABH — National Accreditation Board for Hospitals and Healthcare Providers
+OE — objective element
+SHCO — Standards for Small Healthcare Organisations</w:t>
+      </w:r>
+    </w:p>
+    <w:p>
+      <w:pPr>
+        <w:pStyle w:val="Heading1"/>
+        <w:spacing w:after="120" w:before="280"/>
+      </w:pPr>
+      <w:r>
+        <w:t>11. Traceability to NABH SHCO 3rd Edition HRM.4</w:t>
+      </w:r>
+    </w:p>
+    <w:p>
+      <w:pPr>
+        <w:spacing w:after="120"/>
+      </w:pPr>
+      <w:r>
+        <w:rPr>
+          <w:i/>
+          <w:iCs/>
+          <w:sz w:val="20"/>
+          <w:szCs w:val="20"/>
+        </w:rPr>
+        <w:t xml:space="preserve">This table is an index. It is not how the policy is organised.</w:t>
+      </w:r>
+    </w:p>
+    <w:p>
+      <w:pPr>
+        <w:pStyle w:val="Heading1"/>
+        <w:spacing w:after="120" w:before="280"/>
+      </w:pPr>
+      <w:r>
+        <w:t>12. Required Records / Evidence Checklist</w:t>
       </w:r>
     </w:p>
     <w:p>
@@ -3139,6 +3081,49 @@
           <w:szCs w:val="22"/>
         </w:rPr>
         <w:t xml:space="preserve">Monthly overdue-appraisal tracking report.</w:t>
+      </w:r>
+    </w:p>
+    <w:p>
+      <w:pPr>
+        <w:pStyle w:val="Heading1"/>
+        <w:spacing w:after="120" w:before="280"/>
+      </w:pPr>
+      <w:r>
+        <w:t>13. References</w:t>
+      </w:r>
+    </w:p>
+    <w:p>
+      <w:pPr>
+        <w:pStyle w:val="ListParagraph"/>
+        <w:numPr>
+          <w:ilvl w:val="0"/>
+          <w:numId w:val="1"/>
+        </w:numPr>
+        <w:spacing w:after="60"/>
+      </w:pPr>
+      <w:r>
+        <w:rPr>
+          <w:sz w:val="22"/>
+          <w:szCs w:val="22"/>
+        </w:rPr>
+        <w:t xml:space="preserve">National Accreditation Board for Hospitals and Healthcare Providers (NABH), Standards for Small Healthcare Organisations, 3rd Edition — Human Resource Management chapter, standard HRM.4.</w:t>
+      </w:r>
+    </w:p>
+    <w:p>
+      <w:pPr>
+        <w:pStyle w:val="ListParagraph"/>
+        <w:numPr>
+          <w:ilvl w:val="0"/>
+          <w:numId w:val="1"/>
+        </w:numPr>
+        <w:spacing w:after="60"/>
+      </w:pPr>
+      <w:r>
+        <w:rPr>
+          <w:sz w:val="22"/>
+          <w:szCs w:val="22"/>
+        </w:rPr>
+        <w:t xml:space="preserve">Internal documents of «Hospital Name»: appraisal form template; appraisal schedule; job descriptions (HRM.1.e); development plan records; personnel files.</w:t>
       </w:r>
     </w:p>
     <w:p>
@@ -3263,7 +3248,7 @@
         <w:sz w:val="16"/>
         <w:szCs w:val="16"/>
       </w:rPr>
-      <w:t xml:space="preserve">«Hospital Name»  |  «HRM/POL/04»  |  Controlled document  |  Performance Appraisal</w:t>
+      <w:t>«Hospital Name»  |  «HRM/POL/04»  |  Controlled document  |  Policy on Performance Appraisal</w:t>
     </w:r>
   </w:p>
 </w:ftr>

--- a/policies/build/masters/HRM.4_v2_master.docx
+++ b/policies/build/masters/HRM.4_v2_master.docx
@@ -2260,6 +2260,7 @@
         <w:gridCol w:w="100"/>
         <w:gridCol w:w="100"/>
         <w:gridCol w:w="100"/>
+        <w:gridCol w:w="100"/>
       </w:tblGrid>
       <w:tr>
         <w:tc>
@@ -2287,6 +2288,26 @@
         </w:tc>
         <w:tc>
           <w:tcPr>
+            <w:tcW w:type="pct" w:w="12%"/>
+            <w:tcBorders>
+              <w:top w:val="single" w:color="999999" w:sz="4"/>
+              <w:left w:val="single" w:color="999999" w:sz="4"/>
+              <w:bottom w:val="single" w:color="999999" w:sz="4"/>
+              <w:right w:val="single" w:color="999999" w:sz="4"/>
+            </w:tcBorders>
+            <w:shd w:fill="E8E8E8" w:val="clear"/>
+          </w:tcPr>
+          <w:p>
+            <w:r>
+              <w:rPr>
+                <w:b/>
+              </w:rPr>
+              <w:t>Level</w:t>
+            </w:r>
+          </w:p>
+        </w:tc>
+        <w:tc>
+          <w:tcPr>
             <w:tcW w:type="pct" w:w="32%"/>
             <w:tcBorders>
               <w:top w:val="single" w:color="999999" w:sz="4"/>
@@ -2380,6 +2401,22 @@
         </w:tc>
         <w:tc>
           <w:tcPr>
+            <w:tcW w:type="pct" w:w="12%"/>
+            <w:tcBorders>
+              <w:top w:val="single" w:color="999999" w:sz="4"/>
+              <w:left w:val="single" w:color="999999" w:sz="4"/>
+              <w:bottom w:val="single" w:color="999999" w:sz="4"/>
+              <w:right w:val="single" w:color="999999" w:sz="4"/>
+            </w:tcBorders>
+          </w:tcPr>
+          <w:p>
+            <w:r>
+              <w:t>Commitment*</w:t>
+            </w:r>
+          </w:p>
+        </w:tc>
+        <w:tc>
+          <w:tcPr>
             <w:tcW w:type="pct" w:w="32%"/>
             <w:tcBorders>
               <w:top w:val="single" w:color="999999" w:sz="4"/>
@@ -2470,6 +2507,22 @@
         </w:tc>
         <w:tc>
           <w:tcPr>
+            <w:tcW w:type="pct" w:w="12%"/>
+            <w:tcBorders>
+              <w:top w:val="single" w:color="999999" w:sz="4"/>
+              <w:left w:val="single" w:color="999999" w:sz="4"/>
+              <w:bottom w:val="single" w:color="999999" w:sz="4"/>
+              <w:right w:val="single" w:color="999999" w:sz="4"/>
+            </w:tcBorders>
+          </w:tcPr>
+          <w:p>
+            <w:r>
+              <w:t>Commitment</w:t>
+            </w:r>
+          </w:p>
+        </w:tc>
+        <w:tc>
+          <w:tcPr>
             <w:tcW w:type="pct" w:w="32%"/>
             <w:tcBorders>
               <w:top w:val="single" w:color="999999" w:sz="4"/>
@@ -2560,6 +2613,22 @@
         </w:tc>
         <w:tc>
           <w:tcPr>
+            <w:tcW w:type="pct" w:w="12%"/>
+            <w:tcBorders>
+              <w:top w:val="single" w:color="999999" w:sz="4"/>
+              <w:left w:val="single" w:color="999999" w:sz="4"/>
+              <w:bottom w:val="single" w:color="999999" w:sz="4"/>
+              <w:right w:val="single" w:color="999999" w:sz="4"/>
+            </w:tcBorders>
+          </w:tcPr>
+          <w:p>
+            <w:r>
+              <w:t>Excellence</w:t>
+            </w:r>
+          </w:p>
+        </w:tc>
+        <w:tc>
+          <w:tcPr>
             <w:tcW w:type="pct" w:w="32%"/>
             <w:tcBorders>
               <w:top w:val="single" w:color="999999" w:sz="4"/>
@@ -2650,6 +2719,22 @@
         </w:tc>
         <w:tc>
           <w:tcPr>
+            <w:tcW w:type="pct" w:w="12%"/>
+            <w:tcBorders>
+              <w:top w:val="single" w:color="999999" w:sz="4"/>
+              <w:left w:val="single" w:color="999999" w:sz="4"/>
+              <w:bottom w:val="single" w:color="999999" w:sz="4"/>
+              <w:right w:val="single" w:color="999999" w:sz="4"/>
+            </w:tcBorders>
+          </w:tcPr>
+          <w:p>
+            <w:r>
+              <w:t>Commitment</w:t>
+            </w:r>
+          </w:p>
+        </w:tc>
+        <w:tc>
+          <w:tcPr>
             <w:tcW w:type="pct" w:w="32%"/>
             <w:tcBorders>
               <w:top w:val="single" w:color="999999" w:sz="4"/>
@@ -2782,21 +2867,233 @@
         <w:t>10. Abbreviations</w:t>
       </w:r>
     </w:p>
-    <w:p>
-      <w:pPr>
-        <w:spacing w:after="140"/>
-      </w:pPr>
-      <w:r>
-        <w:rPr>
-          <w:sz w:val="22"/>
-          <w:szCs w:val="22"/>
-        </w:rPr>
-        <w:t xml:space="preserve">HRM — Human Resource Management (NABH SHCO chapter 8)
-NABH — National Accreditation Board for Hospitals and Healthcare Providers
-OE — objective element
-SHCO — Standards for Small Healthcare Organisations</w:t>
-      </w:r>
-    </w:p>
+    <w:tbl>
+      <w:tblPr>
+        <w:tblW w:type="pct" w:w="100%"/>
+        <w:tblBorders>
+          <w:top w:val="single" w:color="auto" w:sz="4"/>
+          <w:left w:val="single" w:color="auto" w:sz="4"/>
+          <w:bottom w:val="single" w:color="auto" w:sz="4"/>
+          <w:right w:val="single" w:color="auto" w:sz="4"/>
+          <w:insideH w:val="single" w:color="auto" w:sz="4"/>
+          <w:insideV w:val="single" w:color="auto" w:sz="4"/>
+        </w:tblBorders>
+      </w:tblPr>
+      <w:tblGrid>
+        <w:gridCol w:w="100"/>
+        <w:gridCol w:w="100"/>
+      </w:tblGrid>
+      <w:tr>
+        <w:tc>
+          <w:tcPr>
+            <w:tcW w:type="pct" w:w="22%"/>
+            <w:tcBorders>
+              <w:top w:val="single" w:color="999999" w:sz="4"/>
+              <w:left w:val="single" w:color="999999" w:sz="4"/>
+              <w:bottom w:val="single" w:color="999999" w:sz="4"/>
+              <w:right w:val="single" w:color="999999" w:sz="4"/>
+            </w:tcBorders>
+            <w:shd w:fill="E8E8E8" w:val="clear"/>
+          </w:tcPr>
+          <w:p>
+            <w:r>
+              <w:rPr>
+                <w:b/>
+              </w:rPr>
+              <w:t>Abbreviation</w:t>
+            </w:r>
+          </w:p>
+        </w:tc>
+        <w:tc>
+          <w:tcPr>
+            <w:tcW w:type="pct" w:w="22%"/>
+            <w:tcBorders>
+              <w:top w:val="single" w:color="999999" w:sz="4"/>
+              <w:left w:val="single" w:color="999999" w:sz="4"/>
+              <w:bottom w:val="single" w:color="999999" w:sz="4"/>
+              <w:right w:val="single" w:color="999999" w:sz="4"/>
+            </w:tcBorders>
+            <w:shd w:fill="E8E8E8" w:val="clear"/>
+          </w:tcPr>
+          <w:p>
+            <w:r>
+              <w:rPr>
+                <w:b/>
+              </w:rPr>
+              <w:t>Meaning</w:t>
+            </w:r>
+          </w:p>
+        </w:tc>
+      </w:tr>
+      <w:tr>
+        <w:tc>
+          <w:tcPr>
+            <w:tcW w:type="pct" w:w="22%"/>
+            <w:tcBorders>
+              <w:top w:val="single" w:color="999999" w:sz="4"/>
+              <w:left w:val="single" w:color="999999" w:sz="4"/>
+              <w:bottom w:val="single" w:color="999999" w:sz="4"/>
+              <w:right w:val="single" w:color="999999" w:sz="4"/>
+            </w:tcBorders>
+            <w:shd w:fill="E8E8E8" w:val="clear"/>
+          </w:tcPr>
+          <w:p>
+            <w:r>
+              <w:rPr>
+                <w:b w:val="0"/>
+              </w:rPr>
+              <w:t>HRM</w:t>
+            </w:r>
+          </w:p>
+        </w:tc>
+        <w:tc>
+          <w:tcPr>
+            <w:tcW w:type="pct" w:w="22%"/>
+            <w:tcBorders>
+              <w:top w:val="single" w:color="999999" w:sz="4"/>
+              <w:left w:val="single" w:color="999999" w:sz="4"/>
+              <w:bottom w:val="single" w:color="999999" w:sz="4"/>
+              <w:right w:val="single" w:color="999999" w:sz="4"/>
+            </w:tcBorders>
+            <w:shd w:fill="E8E8E8" w:val="clear"/>
+          </w:tcPr>
+          <w:p>
+            <w:r>
+              <w:rPr>
+                <w:b w:val="0"/>
+              </w:rPr>
+              <w:t>Human Resource Management (NABH SHCO chapter 8)</w:t>
+            </w:r>
+          </w:p>
+        </w:tc>
+      </w:tr>
+      <w:tr>
+        <w:tc>
+          <w:tcPr>
+            <w:tcW w:type="pct" w:w="22%"/>
+            <w:tcBorders>
+              <w:top w:val="single" w:color="999999" w:sz="4"/>
+              <w:left w:val="single" w:color="999999" w:sz="4"/>
+              <w:bottom w:val="single" w:color="999999" w:sz="4"/>
+              <w:right w:val="single" w:color="999999" w:sz="4"/>
+            </w:tcBorders>
+            <w:shd w:fill="E8E8E8" w:val="clear"/>
+          </w:tcPr>
+          <w:p>
+            <w:r>
+              <w:rPr>
+                <w:b w:val="0"/>
+              </w:rPr>
+              <w:t>NABH</w:t>
+            </w:r>
+          </w:p>
+        </w:tc>
+        <w:tc>
+          <w:tcPr>
+            <w:tcW w:type="pct" w:w="22%"/>
+            <w:tcBorders>
+              <w:top w:val="single" w:color="999999" w:sz="4"/>
+              <w:left w:val="single" w:color="999999" w:sz="4"/>
+              <w:bottom w:val="single" w:color="999999" w:sz="4"/>
+              <w:right w:val="single" w:color="999999" w:sz="4"/>
+            </w:tcBorders>
+            <w:shd w:fill="E8E8E8" w:val="clear"/>
+          </w:tcPr>
+          <w:p>
+            <w:r>
+              <w:rPr>
+                <w:b w:val="0"/>
+              </w:rPr>
+              <w:t>National Accreditation Board for Hospitals and Healthcare Providers</w:t>
+            </w:r>
+          </w:p>
+        </w:tc>
+      </w:tr>
+      <w:tr>
+        <w:tc>
+          <w:tcPr>
+            <w:tcW w:type="pct" w:w="22%"/>
+            <w:tcBorders>
+              <w:top w:val="single" w:color="999999" w:sz="4"/>
+              <w:left w:val="single" w:color="999999" w:sz="4"/>
+              <w:bottom w:val="single" w:color="999999" w:sz="4"/>
+              <w:right w:val="single" w:color="999999" w:sz="4"/>
+            </w:tcBorders>
+            <w:shd w:fill="E8E8E8" w:val="clear"/>
+          </w:tcPr>
+          <w:p>
+            <w:r>
+              <w:rPr>
+                <w:b w:val="0"/>
+              </w:rPr>
+              <w:t>OE</w:t>
+            </w:r>
+          </w:p>
+        </w:tc>
+        <w:tc>
+          <w:tcPr>
+            <w:tcW w:type="pct" w:w="22%"/>
+            <w:tcBorders>
+              <w:top w:val="single" w:color="999999" w:sz="4"/>
+              <w:left w:val="single" w:color="999999" w:sz="4"/>
+              <w:bottom w:val="single" w:color="999999" w:sz="4"/>
+              <w:right w:val="single" w:color="999999" w:sz="4"/>
+            </w:tcBorders>
+            <w:shd w:fill="E8E8E8" w:val="clear"/>
+          </w:tcPr>
+          <w:p>
+            <w:r>
+              <w:rPr>
+                <w:b w:val="0"/>
+              </w:rPr>
+              <w:t>objective element</w:t>
+            </w:r>
+          </w:p>
+        </w:tc>
+      </w:tr>
+      <w:tr>
+        <w:tc>
+          <w:tcPr>
+            <w:tcW w:type="pct" w:w="22%"/>
+            <w:tcBorders>
+              <w:top w:val="single" w:color="999999" w:sz="4"/>
+              <w:left w:val="single" w:color="999999" w:sz="4"/>
+              <w:bottom w:val="single" w:color="999999" w:sz="4"/>
+              <w:right w:val="single" w:color="999999" w:sz="4"/>
+            </w:tcBorders>
+            <w:shd w:fill="E8E8E8" w:val="clear"/>
+          </w:tcPr>
+          <w:p>
+            <w:r>
+              <w:rPr>
+                <w:b w:val="0"/>
+              </w:rPr>
+              <w:t>SHCO</w:t>
+            </w:r>
+          </w:p>
+        </w:tc>
+        <w:tc>
+          <w:tcPr>
+            <w:tcW w:type="pct" w:w="22%"/>
+            <w:tcBorders>
+              <w:top w:val="single" w:color="999999" w:sz="4"/>
+              <w:left w:val="single" w:color="999999" w:sz="4"/>
+              <w:bottom w:val="single" w:color="999999" w:sz="4"/>
+              <w:right w:val="single" w:color="999999" w:sz="4"/>
+            </w:tcBorders>
+            <w:shd w:fill="E8E8E8" w:val="clear"/>
+          </w:tcPr>
+          <w:p>
+            <w:r>
+              <w:rPr>
+                <w:b w:val="0"/>
+              </w:rPr>
+              <w:t>Standards for Small Healthcare Organisations</w:t>
+            </w:r>
+          </w:p>
+        </w:tc>
+      </w:tr>
+    </w:tbl>
     <w:p>
       <w:pPr>
         <w:pStyle w:val="Heading1"/>

--- a/policies/build/masters/HRM.4_v2_master.docx
+++ b/policies/build/masters/HRM.4_v2_master.docx
@@ -694,18 +694,6 @@
     </w:p>
     <w:p>
       <w:pPr>
-        <w:spacing w:after="140"/>
-      </w:pPr>
-      <w:r>
-        <w:rPr>
-          <w:sz w:val="22"/>
-          <w:szCs w:val="22"/>
-        </w:rPr>
-        <w:t xml:space="preserve">Words marked «like this» are defaults a small hospital can keep. A blank marked «________» has no sensible default. Fill it in before this document is signed.</w:t>
-      </w:r>
-    </w:p>
-    <w:p>
-      <w:pPr>
         <w:pStyle w:val="Heading1"/>
         <w:spacing w:after="120" w:before="280"/>
       </w:pPr>
@@ -735,69 +723,6 @@
           <w:szCs w:val="22"/>
         </w:rPr>
         <w:t xml:space="preserve">It covers HRM.4.a–d. It does not cover the governing body's review of the Medical Superintendent (ROM.2.d), recruitment (HRM.1) or the training programme (HRM.2).</w:t>
-      </w:r>
-    </w:p>
-    <w:p>
-      <w:pPr>
-        <w:spacing w:after="140"/>
-      </w:pPr>
-      <w:r>
-        <w:rPr>
-          <w:sz w:val="22"/>
-          <w:szCs w:val="22"/>
-        </w:rPr>
-        <w:t xml:space="preserve">Boundaries with other policies of «Hospital Name»:</w:t>
-      </w:r>
-    </w:p>
-    <w:p>
-      <w:pPr>
-        <w:pStyle w:val="ListParagraph"/>
-        <w:numPr>
-          <w:ilvl w:val="0"/>
-          <w:numId w:val="1"/>
-        </w:numPr>
-        <w:spacing w:after="60"/>
-      </w:pPr>
-      <w:r>
-        <w:rPr>
-          <w:sz w:val="22"/>
-          <w:szCs w:val="22"/>
-        </w:rPr>
-        <w:t xml:space="preserve">ROM.2.d owns performance review of the person heading the organisation. HRM.4 owns appraisal of all other staff.</w:t>
-      </w:r>
-    </w:p>
-    <w:p>
-      <w:pPr>
-        <w:pStyle w:val="ListParagraph"/>
-        <w:numPr>
-          <w:ilvl w:val="0"/>
-          <w:numId w:val="1"/>
-        </w:numPr>
-        <w:spacing w:after="60"/>
-      </w:pPr>
-      <w:r>
-        <w:rPr>
-          <w:sz w:val="22"/>
-          <w:szCs w:val="22"/>
-        </w:rPr>
-        <w:t xml:space="preserve">HRM.1.e owns job descriptions that define role expectations used as appraisal criteria.</w:t>
-      </w:r>
-    </w:p>
-    <w:p>
-      <w:pPr>
-        <w:pStyle w:val="ListParagraph"/>
-        <w:numPr>
-          <w:ilvl w:val="0"/>
-          <w:numId w:val="1"/>
-        </w:numPr>
-        <w:spacing w:after="60"/>
-      </w:pPr>
-      <w:r>
-        <w:rPr>
-          <w:sz w:val="22"/>
-          <w:szCs w:val="22"/>
-        </w:rPr>
-        <w:t xml:space="preserve">HRM.2 owns training and development delivered after appraisal identifies gaps.</w:t>
       </w:r>
     </w:p>
     <w:p>

--- a/policies/build/masters/HRM.4_v2_master.docx
+++ b/policies/build/masters/HRM.4_v2_master.docx
@@ -2168,6 +2168,322 @@
         <w:t xml:space="preserve">The Nursing Superintendent holds signed acknowledgements with the induction record.</w:t>
       </w:r>
     </w:p>
+    <w:p>
+      <w:pPr>
+        <w:pStyle w:val="Heading1"/>
+        <w:spacing w:after="120" w:before="280"/>
+      </w:pPr>
+      <w:r>
+        <w:t>9. Distribution</w:t>
+      </w:r>
+    </w:p>
+    <w:p>
+      <w:pPr>
+        <w:spacing w:after="140"/>
+      </w:pPr>
+      <w:r>
+        <w:rPr>
+          <w:sz w:val="22"/>
+          <w:szCs w:val="22"/>
+        </w:rPr>
+        <w:t xml:space="preserve">Official master copy: office of the Medical Superintendent, «Hospital Name», with the HR office.</w:t>
+      </w:r>
+    </w:p>
+    <w:p>
+      <w:pPr>
+        <w:spacing w:after="140"/>
+      </w:pPr>
+      <w:r>
+        <w:rPr>
+          <w:sz w:val="22"/>
+          <w:szCs w:val="22"/>
+        </w:rPr>
+        <w:t xml:space="preserve">Copies issued to: department heads; HR In-Charge / Personnel Officer; quality office.</w:t>
+      </w:r>
+    </w:p>
+    <w:p>
+      <w:pPr>
+        <w:spacing w:after="140"/>
+      </w:pPr>
+      <w:r>
+        <w:rPr>
+          <w:sz w:val="22"/>
+          <w:szCs w:val="22"/>
+        </w:rPr>
+        <w:t xml:space="preserve">The current version is available to all staff at the «HR office policy file» and, if the hospital keeps an intranet, at «staff intranet / policies».</w:t>
+      </w:r>
+    </w:p>
+    <w:p>
+      <w:pPr>
+        <w:spacing w:after="140"/>
+      </w:pPr>
+      <w:r>
+        <w:rPr>
+          <w:sz w:val="22"/>
+          <w:szCs w:val="22"/>
+        </w:rPr>
+        <w:t xml:space="preserve">When a new version is issued, take old copies out of use.</w:t>
+      </w:r>
+    </w:p>
+    <w:p>
+      <w:pPr>
+        <w:pStyle w:val="Heading1"/>
+        <w:spacing w:after="120" w:before="280"/>
+      </w:pPr>
+      <w:r>
+        <w:t>10. Abbreviations</w:t>
+      </w:r>
+    </w:p>
+    <w:tbl>
+      <w:tblPr>
+        <w:tblW w:type="pct" w:w="100%"/>
+        <w:tblBorders>
+          <w:top w:val="single" w:color="auto" w:sz="4"/>
+          <w:left w:val="single" w:color="auto" w:sz="4"/>
+          <w:bottom w:val="single" w:color="auto" w:sz="4"/>
+          <w:right w:val="single" w:color="auto" w:sz="4"/>
+          <w:insideH w:val="single" w:color="auto" w:sz="4"/>
+          <w:insideV w:val="single" w:color="auto" w:sz="4"/>
+        </w:tblBorders>
+      </w:tblPr>
+      <w:tblGrid>
+        <w:gridCol w:w="100"/>
+        <w:gridCol w:w="100"/>
+      </w:tblGrid>
+      <w:tr>
+        <w:tc>
+          <w:tcPr>
+            <w:tcW w:type="pct" w:w="22%"/>
+            <w:tcBorders>
+              <w:top w:val="single" w:color="999999" w:sz="4"/>
+              <w:left w:val="single" w:color="999999" w:sz="4"/>
+              <w:bottom w:val="single" w:color="999999" w:sz="4"/>
+              <w:right w:val="single" w:color="999999" w:sz="4"/>
+            </w:tcBorders>
+            <w:shd w:fill="E8E8E8" w:val="clear"/>
+          </w:tcPr>
+          <w:p>
+            <w:r>
+              <w:rPr>
+                <w:b/>
+              </w:rPr>
+              <w:t>Abbreviation</w:t>
+            </w:r>
+          </w:p>
+        </w:tc>
+        <w:tc>
+          <w:tcPr>
+            <w:tcW w:type="pct" w:w="22%"/>
+            <w:tcBorders>
+              <w:top w:val="single" w:color="999999" w:sz="4"/>
+              <w:left w:val="single" w:color="999999" w:sz="4"/>
+              <w:bottom w:val="single" w:color="999999" w:sz="4"/>
+              <w:right w:val="single" w:color="999999" w:sz="4"/>
+            </w:tcBorders>
+            <w:shd w:fill="E8E8E8" w:val="clear"/>
+          </w:tcPr>
+          <w:p>
+            <w:r>
+              <w:rPr>
+                <w:b/>
+              </w:rPr>
+              <w:t>Meaning</w:t>
+            </w:r>
+          </w:p>
+        </w:tc>
+      </w:tr>
+      <w:tr>
+        <w:tc>
+          <w:tcPr>
+            <w:tcW w:type="pct" w:w="22%"/>
+            <w:tcBorders>
+              <w:top w:val="single" w:color="999999" w:sz="4"/>
+              <w:left w:val="single" w:color="999999" w:sz="4"/>
+              <w:bottom w:val="single" w:color="999999" w:sz="4"/>
+              <w:right w:val="single" w:color="999999" w:sz="4"/>
+            </w:tcBorders>
+            <w:shd w:fill="E8E8E8" w:val="clear"/>
+          </w:tcPr>
+          <w:p>
+            <w:r>
+              <w:rPr>
+                <w:b w:val="0"/>
+              </w:rPr>
+              <w:t>HRM</w:t>
+            </w:r>
+          </w:p>
+        </w:tc>
+        <w:tc>
+          <w:tcPr>
+            <w:tcW w:type="pct" w:w="22%"/>
+            <w:tcBorders>
+              <w:top w:val="single" w:color="999999" w:sz="4"/>
+              <w:left w:val="single" w:color="999999" w:sz="4"/>
+              <w:bottom w:val="single" w:color="999999" w:sz="4"/>
+              <w:right w:val="single" w:color="999999" w:sz="4"/>
+            </w:tcBorders>
+            <w:shd w:fill="E8E8E8" w:val="clear"/>
+          </w:tcPr>
+          <w:p>
+            <w:r>
+              <w:rPr>
+                <w:b w:val="0"/>
+              </w:rPr>
+              <w:t>Human Resource Management (NABH SHCO chapter 8)</w:t>
+            </w:r>
+          </w:p>
+        </w:tc>
+      </w:tr>
+      <w:tr>
+        <w:tc>
+          <w:tcPr>
+            <w:tcW w:type="pct" w:w="22%"/>
+            <w:tcBorders>
+              <w:top w:val="single" w:color="999999" w:sz="4"/>
+              <w:left w:val="single" w:color="999999" w:sz="4"/>
+              <w:bottom w:val="single" w:color="999999" w:sz="4"/>
+              <w:right w:val="single" w:color="999999" w:sz="4"/>
+            </w:tcBorders>
+            <w:shd w:fill="E8E8E8" w:val="clear"/>
+          </w:tcPr>
+          <w:p>
+            <w:r>
+              <w:rPr>
+                <w:b w:val="0"/>
+              </w:rPr>
+              <w:t>NABH</w:t>
+            </w:r>
+          </w:p>
+        </w:tc>
+        <w:tc>
+          <w:tcPr>
+            <w:tcW w:type="pct" w:w="22%"/>
+            <w:tcBorders>
+              <w:top w:val="single" w:color="999999" w:sz="4"/>
+              <w:left w:val="single" w:color="999999" w:sz="4"/>
+              <w:bottom w:val="single" w:color="999999" w:sz="4"/>
+              <w:right w:val="single" w:color="999999" w:sz="4"/>
+            </w:tcBorders>
+            <w:shd w:fill="E8E8E8" w:val="clear"/>
+          </w:tcPr>
+          <w:p>
+            <w:r>
+              <w:rPr>
+                <w:b w:val="0"/>
+              </w:rPr>
+              <w:t>National Accreditation Board for Hospitals and Healthcare Providers</w:t>
+            </w:r>
+          </w:p>
+        </w:tc>
+      </w:tr>
+      <w:tr>
+        <w:tc>
+          <w:tcPr>
+            <w:tcW w:type="pct" w:w="22%"/>
+            <w:tcBorders>
+              <w:top w:val="single" w:color="999999" w:sz="4"/>
+              <w:left w:val="single" w:color="999999" w:sz="4"/>
+              <w:bottom w:val="single" w:color="999999" w:sz="4"/>
+              <w:right w:val="single" w:color="999999" w:sz="4"/>
+            </w:tcBorders>
+            <w:shd w:fill="E8E8E8" w:val="clear"/>
+          </w:tcPr>
+          <w:p>
+            <w:r>
+              <w:rPr>
+                <w:b w:val="0"/>
+              </w:rPr>
+              <w:t>OE</w:t>
+            </w:r>
+          </w:p>
+        </w:tc>
+        <w:tc>
+          <w:tcPr>
+            <w:tcW w:type="pct" w:w="22%"/>
+            <w:tcBorders>
+              <w:top w:val="single" w:color="999999" w:sz="4"/>
+              <w:left w:val="single" w:color="999999" w:sz="4"/>
+              <w:bottom w:val="single" w:color="999999" w:sz="4"/>
+              <w:right w:val="single" w:color="999999" w:sz="4"/>
+            </w:tcBorders>
+            <w:shd w:fill="E8E8E8" w:val="clear"/>
+          </w:tcPr>
+          <w:p>
+            <w:r>
+              <w:rPr>
+                <w:b w:val="0"/>
+              </w:rPr>
+              <w:t>objective element</w:t>
+            </w:r>
+          </w:p>
+        </w:tc>
+      </w:tr>
+      <w:tr>
+        <w:tc>
+          <w:tcPr>
+            <w:tcW w:type="pct" w:w="22%"/>
+            <w:tcBorders>
+              <w:top w:val="single" w:color="999999" w:sz="4"/>
+              <w:left w:val="single" w:color="999999" w:sz="4"/>
+              <w:bottom w:val="single" w:color="999999" w:sz="4"/>
+              <w:right w:val="single" w:color="999999" w:sz="4"/>
+            </w:tcBorders>
+            <w:shd w:fill="E8E8E8" w:val="clear"/>
+          </w:tcPr>
+          <w:p>
+            <w:r>
+              <w:rPr>
+                <w:b w:val="0"/>
+              </w:rPr>
+              <w:t>SHCO</w:t>
+            </w:r>
+          </w:p>
+        </w:tc>
+        <w:tc>
+          <w:tcPr>
+            <w:tcW w:type="pct" w:w="22%"/>
+            <w:tcBorders>
+              <w:top w:val="single" w:color="999999" w:sz="4"/>
+              <w:left w:val="single" w:color="999999" w:sz="4"/>
+              <w:bottom w:val="single" w:color="999999" w:sz="4"/>
+              <w:right w:val="single" w:color="999999" w:sz="4"/>
+            </w:tcBorders>
+            <w:shd w:fill="E8E8E8" w:val="clear"/>
+          </w:tcPr>
+          <w:p>
+            <w:r>
+              <w:rPr>
+                <w:b w:val="0"/>
+              </w:rPr>
+              <w:t>Standards for Small Healthcare Organisations</w:t>
+            </w:r>
+          </w:p>
+        </w:tc>
+      </w:tr>
+    </w:tbl>
+    <w:p>
+      <w:pPr>
+        <w:pStyle w:val="Heading1"/>
+        <w:spacing w:after="120" w:before="280"/>
+      </w:pPr>
+      <w:r>
+        <w:t>11. Traceability to NABH SHCO 3rd Edition HRM.4</w:t>
+      </w:r>
+    </w:p>
+    <w:p>
+      <w:pPr>
+        <w:spacing w:after="120"/>
+      </w:pPr>
+      <w:r>
+        <w:rPr>
+          <w:i/>
+          <w:iCs/>
+          <w:sz w:val="20"/>
+          <w:szCs w:val="20"/>
+        </w:rPr>
+        <w:t xml:space="preserve">This table is an index. It is not how the policy is organised.</w:t>
+      </w:r>
+    </w:p>
     <w:tbl>
       <w:tblPr>
         <w:tblW w:type="pct" w:w="100%"/>
@@ -2726,322 +3042,6 @@
         </w:tc>
       </w:tr>
     </w:tbl>
-    <w:p>
-      <w:pPr>
-        <w:pStyle w:val="Heading1"/>
-        <w:spacing w:after="120" w:before="280"/>
-      </w:pPr>
-      <w:r>
-        <w:t>9. Distribution</w:t>
-      </w:r>
-    </w:p>
-    <w:p>
-      <w:pPr>
-        <w:spacing w:after="140"/>
-      </w:pPr>
-      <w:r>
-        <w:rPr>
-          <w:sz w:val="22"/>
-          <w:szCs w:val="22"/>
-        </w:rPr>
-        <w:t xml:space="preserve">Official master copy: office of the Medical Superintendent, «Hospital Name», with the HR office.</w:t>
-      </w:r>
-    </w:p>
-    <w:p>
-      <w:pPr>
-        <w:spacing w:after="140"/>
-      </w:pPr>
-      <w:r>
-        <w:rPr>
-          <w:sz w:val="22"/>
-          <w:szCs w:val="22"/>
-        </w:rPr>
-        <w:t xml:space="preserve">Copies issued to: department heads; HR In-Charge / Personnel Officer; quality office.</w:t>
-      </w:r>
-    </w:p>
-    <w:p>
-      <w:pPr>
-        <w:spacing w:after="140"/>
-      </w:pPr>
-      <w:r>
-        <w:rPr>
-          <w:sz w:val="22"/>
-          <w:szCs w:val="22"/>
-        </w:rPr>
-        <w:t xml:space="preserve">The current version is available to all staff at the «HR office policy file» and, if the hospital keeps an intranet, at «staff intranet / policies».</w:t>
-      </w:r>
-    </w:p>
-    <w:p>
-      <w:pPr>
-        <w:spacing w:after="140"/>
-      </w:pPr>
-      <w:r>
-        <w:rPr>
-          <w:sz w:val="22"/>
-          <w:szCs w:val="22"/>
-        </w:rPr>
-        <w:t xml:space="preserve">When a new version is issued, take old copies out of use.</w:t>
-      </w:r>
-    </w:p>
-    <w:p>
-      <w:pPr>
-        <w:pStyle w:val="Heading1"/>
-        <w:spacing w:after="120" w:before="280"/>
-      </w:pPr>
-      <w:r>
-        <w:t>10. Abbreviations</w:t>
-      </w:r>
-    </w:p>
-    <w:tbl>
-      <w:tblPr>
-        <w:tblW w:type="pct" w:w="100%"/>
-        <w:tblBorders>
-          <w:top w:val="single" w:color="auto" w:sz="4"/>
-          <w:left w:val="single" w:color="auto" w:sz="4"/>
-          <w:bottom w:val="single" w:color="auto" w:sz="4"/>
-          <w:right w:val="single" w:color="auto" w:sz="4"/>
-          <w:insideH w:val="single" w:color="auto" w:sz="4"/>
-          <w:insideV w:val="single" w:color="auto" w:sz="4"/>
-        </w:tblBorders>
-      </w:tblPr>
-      <w:tblGrid>
-        <w:gridCol w:w="100"/>
-        <w:gridCol w:w="100"/>
-      </w:tblGrid>
-      <w:tr>
-        <w:tc>
-          <w:tcPr>
-            <w:tcW w:type="pct" w:w="22%"/>
-            <w:tcBorders>
-              <w:top w:val="single" w:color="999999" w:sz="4"/>
-              <w:left w:val="single" w:color="999999" w:sz="4"/>
-              <w:bottom w:val="single" w:color="999999" w:sz="4"/>
-              <w:right w:val="single" w:color="999999" w:sz="4"/>
-            </w:tcBorders>
-            <w:shd w:fill="E8E8E8" w:val="clear"/>
-          </w:tcPr>
-          <w:p>
-            <w:r>
-              <w:rPr>
-                <w:b/>
-              </w:rPr>
-              <w:t>Abbreviation</w:t>
-            </w:r>
-          </w:p>
-        </w:tc>
-        <w:tc>
-          <w:tcPr>
-            <w:tcW w:type="pct" w:w="22%"/>
-            <w:tcBorders>
-              <w:top w:val="single" w:color="999999" w:sz="4"/>
-              <w:left w:val="single" w:color="999999" w:sz="4"/>
-              <w:bottom w:val="single" w:color="999999" w:sz="4"/>
-              <w:right w:val="single" w:color="999999" w:sz="4"/>
-            </w:tcBorders>
-            <w:shd w:fill="E8E8E8" w:val="clear"/>
-          </w:tcPr>
-          <w:p>
-            <w:r>
-              <w:rPr>
-                <w:b/>
-              </w:rPr>
-              <w:t>Meaning</w:t>
-            </w:r>
-          </w:p>
-        </w:tc>
-      </w:tr>
-      <w:tr>
-        <w:tc>
-          <w:tcPr>
-            <w:tcW w:type="pct" w:w="22%"/>
-            <w:tcBorders>
-              <w:top w:val="single" w:color="999999" w:sz="4"/>
-              <w:left w:val="single" w:color="999999" w:sz="4"/>
-              <w:bottom w:val="single" w:color="999999" w:sz="4"/>
-              <w:right w:val="single" w:color="999999" w:sz="4"/>
-            </w:tcBorders>
-            <w:shd w:fill="E8E8E8" w:val="clear"/>
-          </w:tcPr>
-          <w:p>
-            <w:r>
-              <w:rPr>
-                <w:b w:val="0"/>
-              </w:rPr>
-              <w:t>HRM</w:t>
-            </w:r>
-          </w:p>
-        </w:tc>
-        <w:tc>
-          <w:tcPr>
-            <w:tcW w:type="pct" w:w="22%"/>
-            <w:tcBorders>
-              <w:top w:val="single" w:color="999999" w:sz="4"/>
-              <w:left w:val="single" w:color="999999" w:sz="4"/>
-              <w:bottom w:val="single" w:color="999999" w:sz="4"/>
-              <w:right w:val="single" w:color="999999" w:sz="4"/>
-            </w:tcBorders>
-            <w:shd w:fill="E8E8E8" w:val="clear"/>
-          </w:tcPr>
-          <w:p>
-            <w:r>
-              <w:rPr>
-                <w:b w:val="0"/>
-              </w:rPr>
-              <w:t>Human Resource Management (NABH SHCO chapter 8)</w:t>
-            </w:r>
-          </w:p>
-        </w:tc>
-      </w:tr>
-      <w:tr>
-        <w:tc>
-          <w:tcPr>
-            <w:tcW w:type="pct" w:w="22%"/>
-            <w:tcBorders>
-              <w:top w:val="single" w:color="999999" w:sz="4"/>
-              <w:left w:val="single" w:color="999999" w:sz="4"/>
-              <w:bottom w:val="single" w:color="999999" w:sz="4"/>
-              <w:right w:val="single" w:color="999999" w:sz="4"/>
-            </w:tcBorders>
-            <w:shd w:fill="E8E8E8" w:val="clear"/>
-          </w:tcPr>
-          <w:p>
-            <w:r>
-              <w:rPr>
-                <w:b w:val="0"/>
-              </w:rPr>
-              <w:t>NABH</w:t>
-            </w:r>
-          </w:p>
-        </w:tc>
-        <w:tc>
-          <w:tcPr>
-            <w:tcW w:type="pct" w:w="22%"/>
-            <w:tcBorders>
-              <w:top w:val="single" w:color="999999" w:sz="4"/>
-              <w:left w:val="single" w:color="999999" w:sz="4"/>
-              <w:bottom w:val="single" w:color="999999" w:sz="4"/>
-              <w:right w:val="single" w:color="999999" w:sz="4"/>
-            </w:tcBorders>
-            <w:shd w:fill="E8E8E8" w:val="clear"/>
-          </w:tcPr>
-          <w:p>
-            <w:r>
-              <w:rPr>
-                <w:b w:val="0"/>
-              </w:rPr>
-              <w:t>National Accreditation Board for Hospitals and Healthcare Providers</w:t>
-            </w:r>
-          </w:p>
-        </w:tc>
-      </w:tr>
-      <w:tr>
-        <w:tc>
-          <w:tcPr>
-            <w:tcW w:type="pct" w:w="22%"/>
-            <w:tcBorders>
-              <w:top w:val="single" w:color="999999" w:sz="4"/>
-              <w:left w:val="single" w:color="999999" w:sz="4"/>
-              <w:bottom w:val="single" w:color="999999" w:sz="4"/>
-              <w:right w:val="single" w:color="999999" w:sz="4"/>
-            </w:tcBorders>
-            <w:shd w:fill="E8E8E8" w:val="clear"/>
-          </w:tcPr>
-          <w:p>
-            <w:r>
-              <w:rPr>
-                <w:b w:val="0"/>
-              </w:rPr>
-              <w:t>OE</w:t>
-            </w:r>
-          </w:p>
-        </w:tc>
-        <w:tc>
-          <w:tcPr>
-            <w:tcW w:type="pct" w:w="22%"/>
-            <w:tcBorders>
-              <w:top w:val="single" w:color="999999" w:sz="4"/>
-              <w:left w:val="single" w:color="999999" w:sz="4"/>
-              <w:bottom w:val="single" w:color="999999" w:sz="4"/>
-              <w:right w:val="single" w:color="999999" w:sz="4"/>
-            </w:tcBorders>
-            <w:shd w:fill="E8E8E8" w:val="clear"/>
-          </w:tcPr>
-          <w:p>
-            <w:r>
-              <w:rPr>
-                <w:b w:val="0"/>
-              </w:rPr>
-              <w:t>objective element</w:t>
-            </w:r>
-          </w:p>
-        </w:tc>
-      </w:tr>
-      <w:tr>
-        <w:tc>
-          <w:tcPr>
-            <w:tcW w:type="pct" w:w="22%"/>
-            <w:tcBorders>
-              <w:top w:val="single" w:color="999999" w:sz="4"/>
-              <w:left w:val="single" w:color="999999" w:sz="4"/>
-              <w:bottom w:val="single" w:color="999999" w:sz="4"/>
-              <w:right w:val="single" w:color="999999" w:sz="4"/>
-            </w:tcBorders>
-            <w:shd w:fill="E8E8E8" w:val="clear"/>
-          </w:tcPr>
-          <w:p>
-            <w:r>
-              <w:rPr>
-                <w:b w:val="0"/>
-              </w:rPr>
-              <w:t>SHCO</w:t>
-            </w:r>
-          </w:p>
-        </w:tc>
-        <w:tc>
-          <w:tcPr>
-            <w:tcW w:type="pct" w:w="22%"/>
-            <w:tcBorders>
-              <w:top w:val="single" w:color="999999" w:sz="4"/>
-              <w:left w:val="single" w:color="999999" w:sz="4"/>
-              <w:bottom w:val="single" w:color="999999" w:sz="4"/>
-              <w:right w:val="single" w:color="999999" w:sz="4"/>
-            </w:tcBorders>
-            <w:shd w:fill="E8E8E8" w:val="clear"/>
-          </w:tcPr>
-          <w:p>
-            <w:r>
-              <w:rPr>
-                <w:b w:val="0"/>
-              </w:rPr>
-              <w:t>Standards for Small Healthcare Organisations</w:t>
-            </w:r>
-          </w:p>
-        </w:tc>
-      </w:tr>
-    </w:tbl>
-    <w:p>
-      <w:pPr>
-        <w:pStyle w:val="Heading1"/>
-        <w:spacing w:after="120" w:before="280"/>
-      </w:pPr>
-      <w:r>
-        <w:t>11. Traceability to NABH SHCO 3rd Edition HRM.4</w:t>
-      </w:r>
-    </w:p>
-    <w:p>
-      <w:pPr>
-        <w:spacing w:after="120"/>
-      </w:pPr>
-      <w:r>
-        <w:rPr>
-          <w:i/>
-          <w:iCs/>
-          <w:sz w:val="20"/>
-          <w:szCs w:val="20"/>
-        </w:rPr>
-        <w:t xml:space="preserve">This table is an index. It is not how the policy is organised.</w:t>
-      </w:r>
-    </w:p>
     <w:p>
       <w:pPr>
         <w:pStyle w:val="Heading1"/>

--- a/policies/build/masters/HRM.4_v2_master.docx
+++ b/policies/build/masters/HRM.4_v2_master.docx
@@ -682,18 +682,6 @@
     </w:p>
     <w:p>
       <w:pPr>
-        <w:spacing w:after="140"/>
-      </w:pPr>
-      <w:r>
-        <w:rPr>
-          <w:sz w:val="22"/>
-          <w:szCs w:val="22"/>
-        </w:rPr>
-        <w:t xml:space="preserve">HRM.1 owns job descriptions that feed appraisal criteria. HRM.2 owns training triggered by appraisal outcomes. ROM.2.d owns performance review of the person heading the organisation.</w:t>
-      </w:r>
-    </w:p>
-    <w:p>
-      <w:pPr>
         <w:pStyle w:val="Heading1"/>
         <w:spacing w:after="120" w:before="280"/>
       </w:pPr>
@@ -710,19 +698,7 @@
           <w:sz w:val="22"/>
           <w:szCs w:val="22"/>
         </w:rPr>
-        <w:t xml:space="preserve">This policy applies to all staff categories at «Hospital Name» except the person heading the organisation (ROM.2.d owns that review). It applies to the «HR In-Charge / Personnel Officer», department heads, the «Medical Superintendent» and the «Quality Coordinator».</w:t>
-      </w:r>
-    </w:p>
-    <w:p>
-      <w:pPr>
-        <w:spacing w:after="140"/>
-      </w:pPr>
-      <w:r>
-        <w:rPr>
-          <w:sz w:val="22"/>
-          <w:szCs w:val="22"/>
-        </w:rPr>
-        <w:t xml:space="preserve">It covers HRM.4.a–d. It does not cover the governing body's review of the Medical Superintendent (ROM.2.d), recruitment (HRM.1) or the training programme (HRM.2).</w:t>
+        <w:t>This policy applies to all staff categories at «Hospital Name» except the person heading the organisation. It applies to the «HR In-Charge / Personnel Officer», department heads, the «Medical Superintendent» and the «Quality Coordinator».</w:t>
       </w:r>
     </w:p>
     <w:p>
@@ -878,7 +854,7 @@
           <w:sz w:val="22"/>
           <w:szCs w:val="22"/>
         </w:rPr>
-        <w:t xml:space="preserve">Performance appraisal is done for staff within the organisation and staff are made aware of the same at the time of induction at «Hospital Name». Induction covers: the purpose of appraisal; the appraisal cycle; who conducts the appraisal; how criteria are set; and how outcomes link to development (HRM.2) and disciplinary action (HRM.1.i).</w:t>
+        <w:t>Performance appraisal is done for staff within the organisation and staff are made aware of the same at the time of induction at «Hospital Name». Induction covers: the purpose of appraisal; the appraisal cycle; who conducts the appraisal; how criteria are set; and how outcomes link to development and disciplinary action.</w:t>
       </w:r>
     </w:p>
     <w:p>
@@ -911,7 +887,7 @@
           <w:sz w:val="22"/>
           <w:szCs w:val="22"/>
         </w:rPr>
-        <w:t xml:space="preserve">Performance is evaluated based on pre-determined criteria at «Hospital Name». Criteria are derived from the job description (HRM.1.e) and include: key responsibilities; quality and safety behaviours; teamwork and communication; attendance and punctuality; and «patient satisfaction or clinical indicators where applicable».</w:t>
+        <w:t>Performance is evaluated based on pre-determined criteria at «Hospital Name». Criteria are derived from the job description and include: key responsibilities; quality and safety behaviours; teamwork and communication; attendance and punctuality; and «patient satisfaction or clinical indicators where applicable».</w:t>
       </w:r>
     </w:p>
     <w:p>
@@ -944,7 +920,7 @@
           <w:sz w:val="22"/>
           <w:szCs w:val="22"/>
         </w:rPr>
-        <w:t xml:space="preserve">The appraisal system is used as a tool for further development at «Hospital Name». Each appraisal identifies strengths, areas for improvement and a development plan. Development actions may include: training (HRM.2); mentoring; role adjustment; or performance improvement plans.</w:t>
+        <w:t>The appraisal system is used as a tool for further development at «Hospital Name». Each appraisal identifies strengths, areas for improvement and a development plan. Development actions may include: training; mentoring; role adjustment; or performance improvement plans.</w:t>
       </w:r>
     </w:p>
     <w:p>
@@ -1361,7 +1337,7 @@
           <w:sz w:val="22"/>
           <w:szCs w:val="22"/>
         </w:rPr>
-        <w:t xml:space="preserve">This policy is reviewed «annually», and sooner when HRM.1 job description templates change.</w:t>
+        <w:t>This policy is reviewed «annually», and sooner when job-description templates change.</w:t>
       </w:r>
     </w:p>
     <w:p>

--- a/policies/build/masters/HRM.4_v2_master.docx
+++ b/policies/build/masters/HRM.4_v2_master.docx
@@ -3304,8 +3304,23 @@
           <w:sz w:val="22"/>
           <w:szCs w:val="22"/>
         </w:rPr>
-        <w:t xml:space="preserve">National Accreditation Board for Hospitals and Healthcare Providers (NABH), Standards for Small Healthcare Organisations, 3rd Edition — Human Resource Management chapter, standard HRM.4.</w:t>
-      </w:r>
+      </w:r>
+      <w:r>
+        <w:rPr>
+          <w:sz w:val="22"/>
+        </w:rPr>
+        <w:t xml:space="preserve">National Accreditation Board for Hospitals &amp; Healthcare Providers. (2022). Standards for small healthcare organisations (3rd ed.) — Human Resource Management chapter, standard HRM.4. </w:t>
+      </w:r>
+      <w:hyperlink r:id="rId9">
+        <w:r>
+          <w:rPr>
+            <w:rStyle w:val="Hyperlink"/>
+            <w:sz w:val="22"/>
+            <w:szCs w:val="22"/>
+          </w:rPr>
+          <w:t>https://nabh.co/programmes/small-healthcare-organisation-shco-accreditation-programme/</w:t>
+        </w:r>
+      </w:hyperlink>
     </w:p>
     <w:p>
       <w:pPr>
